--- a/professor-bray/reference/Exactions_Utilities_Research.docx
+++ b/professor-bray/reference/Exactions_Utilities_Research.docx
@@ -4264,7 +4264,7 @@
         <w:pStyle w:val="font-claude-response-body"/>
       </w:pPr>
       <w:r>
-        <w:t>Add a dedicated visual panel to the website for the content below that covers jurisdictional fragmentation. This is not body text — it is a standalone callout panel that sits at the bottom of the page, beneath both diagrams and beneath both law school panels. Full width, spanning the width of both sides.</w:t>
+        <w:t>Add a dedicated visual panel to the website for the content below that covers jurisdictional fragmentation. This is not body text — it is a standalone callout panel that sits between the diagram and the split law school panels, above the combined law school panel. Full width, spanning the width of both sides.</w:t>
       </w:r>
     </w:p>
     <w:p>
